--- a/PROYECTO_CIGARS_CUBA_2027/04_CUBA_LEGAL/Contract Term Sheet.docx
+++ b/PROYECTO_CIGARS_CUBA_2027/04_CUBA_LEGAL/Contract Term Sheet.docx
@@ -328,7 +328,7 @@
               <w:jc w:val="left"/>
             </w:pPr>
             <w:r>
-              <w:t xml:space="preserve">Fabricación de cigarros totalmente hechos a mano de la marca FOLIO según Ficha Técnica, y su venta y exportación al Cliente</w:t>
+              <w:t xml:space="preserve">Fabricación de cigarros totalmente hechos a mano de la marca ARNALDO según Ficha Técnica, y su venta y exportación al Cliente</w:t>
             </w:r>
           </w:p>
         </w:tc>
@@ -380,7 +380,7 @@
               <w:jc w:val="left"/>
             </w:pPr>
             <w:r>
-              <w:t xml:space="preserve">OCTAVO (Robusto ≈124 × 50), cajas de cedro de 10 u</w:t>
+              <w:t xml:space="preserve">Nº 1 (Robusto ≈124 × 50), cajas de cedro de 10 u</w:t>
             </w:r>
           </w:p>
         </w:tc>
@@ -666,7 +666,7 @@
               <w:jc w:val="left"/>
             </w:pPr>
             <w:r>
-              <w:t xml:space="preserve">El Fabricante no produce FOLIO ni imitaciones para terceros; el Cliente es exclusivo mundial de la marca</w:t>
+              <w:t xml:space="preserve">El Fabricante no produce ARNALDO ni imitaciones para terceros; el Cliente es exclusivo mundial de la marca</w:t>
             </w:r>
           </w:p>
         </w:tc>
@@ -1021,7 +1021,7 @@
         <w:t xml:space="preserve"> </w:t>
       </w:r>
       <w:r>
-        <w:t xml:space="preserve">«La marca FOLIO, sus variantes, los nombres OCTAVO, CUARTO, IMPERIAL y PLIEGO, el monograma, los diseños de anilla, caja, colofón y precinto, el manual de identidad y la Ficha Técnica (en adelante, los</w:t>
+        <w:t xml:space="preserve">«La marca ARNALDO, sus variantes, las denominaciones de vitola, el término PLIEGO, el monograma, los diseños de anilla, caja, colofón y precinto, el manual de identidad y la Ficha Técnica (en adelante, los</w:t>
       </w:r>
       <w:r>
         <w:t xml:space="preserve"> </w:t>

--- a/PROYECTO_CIGARS_CUBA_2027/04_CUBA_LEGAL/Contract Term Sheet.docx
+++ b/PROYECTO_CIGARS_CUBA_2027/04_CUBA_LEGAL/Contract Term Sheet.docx
@@ -1021,7 +1021,7 @@
         <w:t xml:space="preserve"> </w:t>
       </w:r>
       <w:r>
-        <w:t xml:space="preserve">«La marca ARNALDO, sus variantes, las denominaciones de vitola, el término PLIEGO, el monograma, los diseños de anilla, caja, colofón y precinto, el manual de identidad y la Ficha Técnica (en adelante, los</w:t>
+        <w:t xml:space="preserve">«La marca ARNALDO, sus variantes, las denominaciones de vitola, el término PLIEGO, la firma y su rúbrica como signo, los diseños de anilla, caja, colofón y precinto, el manual de identidad y la Ficha Técnica (en adelante, los</w:t>
       </w:r>
       <w:r>
         <w:t xml:space="preserve"> </w:t>

--- a/PROYECTO_CIGARS_CUBA_2027/04_CUBA_LEGAL/Contract Term Sheet.docx
+++ b/PROYECTO_CIGARS_CUBA_2027/04_CUBA_LEGAL/Contract Term Sheet.docx
@@ -328,7 +328,7 @@
               <w:jc w:val="left"/>
             </w:pPr>
             <w:r>
-              <w:t xml:space="preserve">Fabricación de cigarros totalmente hechos a mano de la marca ARNALDO según Ficha Técnica, y su venta y exportación al Cliente</w:t>
+              <w:t xml:space="preserve">Fabricación de cigarros totalmente hechos a mano de la marca ARNALDO VALLÉS según Ficha Técnica, y su venta y exportación al Cliente</w:t>
             </w:r>
           </w:p>
         </w:tc>
@@ -666,7 +666,7 @@
               <w:jc w:val="left"/>
             </w:pPr>
             <w:r>
-              <w:t xml:space="preserve">El Fabricante no produce ARNALDO ni imitaciones para terceros; el Cliente es exclusivo mundial de la marca</w:t>
+              <w:t xml:space="preserve">El Fabricante no produce ARNALDO VALLÉS ni imitaciones para terceros; el Cliente es exclusivo mundial de la marca</w:t>
             </w:r>
           </w:p>
         </w:tc>
@@ -1021,7 +1021,7 @@
         <w:t xml:space="preserve"> </w:t>
       </w:r>
       <w:r>
-        <w:t xml:space="preserve">«La marca ARNALDO, sus variantes, las denominaciones de vitola, el término PLIEGO, la firma y su rúbrica como signo, los diseños de anilla, caja, colofón y precinto, el manual de identidad y la Ficha Técnica (en adelante, los</w:t>
+        <w:t xml:space="preserve">«La marca ARNALDO VALLÉS, sus variantes, las denominaciones de vitola, el término PLIEGO, la firma y su rúbrica como signo, los diseños de anilla, caja, colofón y precinto, el manual de identidad y la Ficha Técnica (en adelante, los</w:t>
       </w:r>
       <w:r>
         <w:t xml:space="preserve"> </w:t>
